--- a/appendix/glossary.docx
+++ b/appendix/glossary.docx
@@ -12,7 +12,7 @@
           <w:rFonts w:ascii="Times New Roman" w:hAnsi="Times New Roman" w:eastAsia="微软雅黑"/>
           <w:b/>
           <w:i w:val="0"/>
-          <w:color w:val="1F3964"/>
+          <w:color w:val="4E7EBA"/>
           <w:sz w:val="40"/>
         </w:rPr>
         <w:t>名词小词典 Glossary</w:t>
@@ -44,7 +44,7 @@
           <w:rFonts w:ascii="Times New Roman" w:hAnsi="Times New Roman" w:eastAsia="微软雅黑"/>
           <w:b/>
           <w:i w:val="0"/>
-          <w:color w:val="1F3964"/>
+          <w:color w:val="4E7EBA"/>
           <w:sz w:val="32"/>
         </w:rPr>
         <w:t>一、模型结构</w:t>
@@ -357,7 +357,7 @@
           <w:rFonts w:ascii="Times New Roman" w:hAnsi="Times New Roman" w:eastAsia="微软雅黑"/>
           <w:b/>
           <w:i w:val="0"/>
-          <w:color w:val="1F3964"/>
+          <w:color w:val="4E7EBA"/>
           <w:sz w:val="32"/>
         </w:rPr>
         <w:t>二、训练流程</w:t>
@@ -835,7 +835,7 @@
           <w:rFonts w:ascii="Times New Roman" w:hAnsi="Times New Roman" w:eastAsia="微软雅黑"/>
           <w:b/>
           <w:i w:val="0"/>
-          <w:color w:val="1F3964"/>
+          <w:color w:val="4E7EBA"/>
           <w:sz w:val="32"/>
         </w:rPr>
         <w:t>三、优化与工程</w:t>
@@ -1313,7 +1313,7 @@
           <w:rFonts w:ascii="Times New Roman" w:hAnsi="Times New Roman" w:eastAsia="微软雅黑"/>
           <w:b/>
           <w:i w:val="0"/>
-          <w:color w:val="1F3964"/>
+          <w:color w:val="4E7EBA"/>
           <w:sz w:val="32"/>
         </w:rPr>
         <w:t>四、Agent 与 RAG</w:t>
@@ -2125,7 +2125,7 @@
       <w:rFonts w:asciiTheme="majorHAnsi" w:eastAsiaTheme="majorEastAsia" w:hAnsiTheme="majorHAnsi" w:cstheme="majorBidi" w:eastAsia="微软雅黑"/>
       <w:b/>
       <w:bCs/>
-      <w:color w:val="365F91" w:themeColor="accent1" w:themeShade="BF"/>
+      <w:color w:val="4E7EBA"/>
       <w:sz w:val="28"/>
       <w:szCs w:val="28"/>
     </w:rPr>
@@ -2149,7 +2149,7 @@
       <w:rFonts w:asciiTheme="majorHAnsi" w:eastAsiaTheme="majorEastAsia" w:hAnsiTheme="majorHAnsi" w:cstheme="majorBidi" w:eastAsia="微软雅黑"/>
       <w:b/>
       <w:bCs/>
-      <w:color w:val="4F81BD" w:themeColor="accent1"/>
+      <w:color w:val="4E7EBA"/>
       <w:sz w:val="26"/>
       <w:szCs w:val="26"/>
     </w:rPr>
@@ -2173,7 +2173,7 @@
       <w:rFonts w:asciiTheme="majorHAnsi" w:eastAsiaTheme="majorEastAsia" w:hAnsiTheme="majorHAnsi" w:cstheme="majorBidi" w:eastAsia="微软雅黑"/>
       <w:b/>
       <w:bCs/>
-      <w:color w:val="4F81BD" w:themeColor="accent1"/>
+      <w:color w:val="4E7EBA"/>
     </w:rPr>
   </w:style>
   <w:style w:type="paragraph" w:styleId="Heading4">
@@ -2198,7 +2198,7 @@
       <w:bCs/>
       <w:i/>
       <w:iCs/>
-      <w:color w:val="4F81BD" w:themeColor="accent1"/>
+      <w:color w:val="4E7EBA"/>
     </w:rPr>
   </w:style>
   <w:style w:type="paragraph" w:styleId="Heading5">
